--- a/frontend/landing-page/School website.docx
+++ b/frontend/landing-page/School website.docx
@@ -281,6 +281,981 @@
           <w:b/>
           <w:bCs/>
         </w:rPr>
+      </w:pPr>
+    </w:p>
+    <w:p>
+      <w:pPr>
+        <w:spacing w:after="120"/>
+        <w:rPr>
+          <w:b/>
+          <w:bCs/>
+        </w:rPr>
+      </w:pPr>
+    </w:p>
+    <w:p>
+      <w:pPr>
+        <w:spacing w:after="120"/>
+      </w:pPr>
+      <w:r>
+        <w:rPr>
+          <w:b/>
+          <w:bCs/>
+        </w:rPr>
+        <w:t>Tailwind-merger-</w:t>
+      </w:r>
+      <w:r>
+        <w:t xml:space="preserve"> A package </w:t>
+      </w:r>
+      <w:proofErr w:type="spellStart"/>
+      <w:r>
+        <w:t>json</w:t>
+      </w:r>
+      <w:proofErr w:type="spellEnd"/>
+      <w:r>
+        <w:t xml:space="preserve">, </w:t>
+      </w:r>
+      <w:proofErr w:type="gramStart"/>
+      <w:r>
+        <w:t>It</w:t>
+      </w:r>
+      <w:proofErr w:type="gramEnd"/>
+      <w:r>
+        <w:t xml:space="preserve"> fixes conflicting Tailwind classes so the last one wins. Without it, two conflicting classes on one element are decided by their order in the CSS file, not the order you wrote them, so overrides can fail.</w:t>
+      </w:r>
+    </w:p>
+    <w:p>
+      <w:pPr>
+        <w:spacing w:after="120"/>
+      </w:pPr>
+    </w:p>
+    <w:p>
+      <w:pPr>
+        <w:spacing w:after="120"/>
+      </w:pPr>
+      <w:proofErr w:type="spellStart"/>
+      <w:proofErr w:type="gramStart"/>
+      <w:r>
+        <w:t>components.json</w:t>
+      </w:r>
+      <w:proofErr w:type="spellEnd"/>
+      <w:proofErr w:type="gramEnd"/>
+      <w:r>
+        <w:t xml:space="preserve"> is the config file for the </w:t>
+      </w:r>
+      <w:proofErr w:type="spellStart"/>
+      <w:r>
+        <w:t>shadcn</w:t>
+      </w:r>
+      <w:proofErr w:type="spellEnd"/>
+      <w:r>
+        <w:t xml:space="preserve"> </w:t>
+      </w:r>
+      <w:r>
+        <w:rPr>
+          <w:b/>
+          <w:bCs/>
+        </w:rPr>
+        <w:t>CLI</w:t>
+      </w:r>
+      <w:r>
+        <w:t xml:space="preserve">. When you run </w:t>
+      </w:r>
+      <w:proofErr w:type="spellStart"/>
+      <w:r>
+        <w:t>npx</w:t>
+      </w:r>
+      <w:proofErr w:type="spellEnd"/>
+      <w:r>
+        <w:t xml:space="preserve"> </w:t>
+      </w:r>
+      <w:proofErr w:type="spellStart"/>
+      <w:r>
+        <w:t>shadcn@latest</w:t>
+      </w:r>
+      <w:proofErr w:type="spellEnd"/>
+      <w:r>
+        <w:t xml:space="preserve"> add button, the CLI reads it to learn how your project is set up, so it knows where to put files and how to write imports.</w:t>
+      </w:r>
+    </w:p>
+    <w:p>
+      <w:pPr>
+        <w:spacing w:after="120"/>
+      </w:pPr>
+      <w:r>
+        <w:t xml:space="preserve">Nothing in your running app uses it. The build, dev server and </w:t>
+      </w:r>
+      <w:proofErr w:type="spellStart"/>
+      <w:r>
+        <w:t>typecheck</w:t>
+      </w:r>
+      <w:proofErr w:type="spellEnd"/>
+      <w:r>
+        <w:t xml:space="preserve"> ignore it. If you delete it, the site still works, but </w:t>
+      </w:r>
+      <w:proofErr w:type="spellStart"/>
+      <w:r>
+        <w:t>shadcn</w:t>
+      </w:r>
+      <w:proofErr w:type="spellEnd"/>
+      <w:r>
+        <w:t xml:space="preserve"> add stops working until you run </w:t>
+      </w:r>
+      <w:proofErr w:type="spellStart"/>
+      <w:r>
+        <w:t>shadcn</w:t>
+      </w:r>
+      <w:proofErr w:type="spellEnd"/>
+      <w:r>
+        <w:t xml:space="preserve"> </w:t>
+      </w:r>
+      <w:proofErr w:type="spellStart"/>
+      <w:r>
+        <w:t>init</w:t>
+      </w:r>
+      <w:proofErr w:type="spellEnd"/>
+      <w:r>
+        <w:t xml:space="preserve"> again.</w:t>
+      </w:r>
+    </w:p>
+    <w:p>
+      <w:pPr>
+        <w:spacing w:after="120"/>
+      </w:pPr>
+      <w:r>
+        <w:t>The fields in mine:</w:t>
+      </w:r>
+    </w:p>
+    <w:tbl>
+      <w:tblPr>
+        <w:tblW w:w="0" w:type="auto"/>
+        <w:tblCellSpacing w:w="15" w:type="dxa"/>
+        <w:tblCellMar>
+          <w:top w:w="15" w:type="dxa"/>
+          <w:left w:w="15" w:type="dxa"/>
+          <w:bottom w:w="15" w:type="dxa"/>
+          <w:right w:w="15" w:type="dxa"/>
+        </w:tblCellMar>
+        <w:tblLook w:val="04A0" w:firstRow="1" w:lastRow="0" w:firstColumn="1" w:lastColumn="0" w:noHBand="0" w:noVBand="1"/>
+      </w:tblPr>
+      <w:tblGrid>
+        <w:gridCol w:w="2281"/>
+        <w:gridCol w:w="7079"/>
+      </w:tblGrid>
+      <w:tr>
+        <w:trPr>
+          <w:tblHeader/>
+          <w:tblCellSpacing w:w="15" w:type="dxa"/>
+        </w:trPr>
+        <w:tc>
+          <w:tcPr>
+            <w:tcW w:w="0" w:type="auto"/>
+            <w:vAlign w:val="center"/>
+            <w:hideMark/>
+          </w:tcPr>
+          <w:p>
+            <w:pPr>
+              <w:spacing w:after="120"/>
+              <w:rPr>
+                <w:b/>
+                <w:bCs/>
+              </w:rPr>
+            </w:pPr>
+            <w:r>
+              <w:rPr>
+                <w:b/>
+                <w:bCs/>
+              </w:rPr>
+              <w:lastRenderedPageBreak/>
+              <w:t>Field</w:t>
+            </w:r>
+          </w:p>
+        </w:tc>
+        <w:tc>
+          <w:tcPr>
+            <w:tcW w:w="0" w:type="auto"/>
+            <w:vAlign w:val="center"/>
+            <w:hideMark/>
+          </w:tcPr>
+          <w:p>
+            <w:pPr>
+              <w:spacing w:after="120"/>
+              <w:rPr>
+                <w:b/>
+                <w:bCs/>
+              </w:rPr>
+            </w:pPr>
+            <w:r>
+              <w:rPr>
+                <w:b/>
+                <w:bCs/>
+              </w:rPr>
+              <w:t>What it does</w:t>
+            </w:r>
+          </w:p>
+        </w:tc>
+      </w:tr>
+      <w:tr>
+        <w:trPr>
+          <w:tblCellSpacing w:w="15" w:type="dxa"/>
+        </w:trPr>
+        <w:tc>
+          <w:tcPr>
+            <w:tcW w:w="0" w:type="auto"/>
+            <w:vAlign w:val="center"/>
+            <w:hideMark/>
+          </w:tcPr>
+          <w:p>
+            <w:pPr>
+              <w:spacing w:after="120"/>
+            </w:pPr>
+            <w:r>
+              <w:t>style: "new-</w:t>
+            </w:r>
+            <w:proofErr w:type="spellStart"/>
+            <w:r>
+              <w:t>york</w:t>
+            </w:r>
+            <w:proofErr w:type="spellEnd"/>
+            <w:r>
+              <w:t>"</w:t>
+            </w:r>
+          </w:p>
+        </w:tc>
+        <w:tc>
+          <w:tcPr>
+            <w:tcW w:w="0" w:type="auto"/>
+            <w:vAlign w:val="center"/>
+            <w:hideMark/>
+          </w:tcPr>
+          <w:p>
+            <w:pPr>
+              <w:spacing w:after="120"/>
+            </w:pPr>
+            <w:r>
+              <w:t>Which version of the component code the CLI generates. In newer CLI versions this setting also decides whether you get Radix or Base UI components. That is why I told you to copy this file from my zip.</w:t>
+            </w:r>
+          </w:p>
+        </w:tc>
+      </w:tr>
+      <w:tr>
+        <w:trPr>
+          <w:tblCellSpacing w:w="15" w:type="dxa"/>
+        </w:trPr>
+        <w:tc>
+          <w:tcPr>
+            <w:tcW w:w="0" w:type="auto"/>
+            <w:vAlign w:val="center"/>
+            <w:hideMark/>
+          </w:tcPr>
+          <w:p>
+            <w:pPr>
+              <w:spacing w:after="120"/>
+            </w:pPr>
+            <w:proofErr w:type="spellStart"/>
+            <w:r>
+              <w:t>rsc</w:t>
+            </w:r>
+            <w:proofErr w:type="spellEnd"/>
+            <w:r>
+              <w:t>: true</w:t>
+            </w:r>
+          </w:p>
+        </w:tc>
+        <w:tc>
+          <w:tcPr>
+            <w:tcW w:w="0" w:type="auto"/>
+            <w:vAlign w:val="center"/>
+            <w:hideMark/>
+          </w:tcPr>
+          <w:p>
+            <w:pPr>
+              <w:spacing w:after="120"/>
+            </w:pPr>
+            <w:r>
+              <w:t>Next.js App Router project, so the CLI adds "use client" to components that need it.</w:t>
+            </w:r>
+          </w:p>
+        </w:tc>
+      </w:tr>
+      <w:tr>
+        <w:trPr>
+          <w:tblCellSpacing w:w="15" w:type="dxa"/>
+        </w:trPr>
+        <w:tc>
+          <w:tcPr>
+            <w:tcW w:w="0" w:type="auto"/>
+            <w:vAlign w:val="center"/>
+            <w:hideMark/>
+          </w:tcPr>
+          <w:p>
+            <w:pPr>
+              <w:spacing w:after="120"/>
+            </w:pPr>
+            <w:proofErr w:type="spellStart"/>
+            <w:r>
+              <w:t>tsx</w:t>
+            </w:r>
+            <w:proofErr w:type="spellEnd"/>
+            <w:r>
+              <w:t>: true</w:t>
+            </w:r>
+          </w:p>
+        </w:tc>
+        <w:tc>
+          <w:tcPr>
+            <w:tcW w:w="0" w:type="auto"/>
+            <w:vAlign w:val="center"/>
+            <w:hideMark/>
+          </w:tcPr>
+          <w:p>
+            <w:pPr>
+              <w:spacing w:after="120"/>
+            </w:pPr>
+            <w:r>
+              <w:t>Generate .</w:t>
+            </w:r>
+            <w:proofErr w:type="spellStart"/>
+            <w:r>
+              <w:t>tsx</w:t>
+            </w:r>
+            <w:proofErr w:type="spellEnd"/>
+            <w:r>
+              <w:t xml:space="preserve"> files, </w:t>
+            </w:r>
+            <w:proofErr w:type="gramStart"/>
+            <w:r>
+              <w:t>not .</w:t>
+            </w:r>
+            <w:proofErr w:type="spellStart"/>
+            <w:r>
+              <w:t>jsx</w:t>
+            </w:r>
+            <w:proofErr w:type="spellEnd"/>
+            <w:proofErr w:type="gramEnd"/>
+            <w:r>
+              <w:t>.</w:t>
+            </w:r>
+          </w:p>
+        </w:tc>
+      </w:tr>
+      <w:tr>
+        <w:trPr>
+          <w:tblCellSpacing w:w="15" w:type="dxa"/>
+        </w:trPr>
+        <w:tc>
+          <w:tcPr>
+            <w:tcW w:w="0" w:type="auto"/>
+            <w:vAlign w:val="center"/>
+            <w:hideMark/>
+          </w:tcPr>
+          <w:p>
+            <w:pPr>
+              <w:spacing w:after="120"/>
+            </w:pPr>
+            <w:r>
+              <w:t>tailwind.css</w:t>
+            </w:r>
+          </w:p>
+        </w:tc>
+        <w:tc>
+          <w:tcPr>
+            <w:tcW w:w="0" w:type="auto"/>
+            <w:vAlign w:val="center"/>
+            <w:hideMark/>
+          </w:tcPr>
+          <w:p>
+            <w:pPr>
+              <w:spacing w:after="120"/>
+            </w:pPr>
+            <w:r>
+              <w:t>The global CSS file the CLI edits when a component needs theme variables (</w:t>
+            </w:r>
+            <w:proofErr w:type="spellStart"/>
+            <w:r>
+              <w:t>src</w:t>
+            </w:r>
+            <w:proofErr w:type="spellEnd"/>
+            <w:r>
+              <w:t>/app/globals.css).</w:t>
+            </w:r>
+          </w:p>
+        </w:tc>
+      </w:tr>
+      <w:tr>
+        <w:trPr>
+          <w:tblCellSpacing w:w="15" w:type="dxa"/>
+        </w:trPr>
+        <w:tc>
+          <w:tcPr>
+            <w:tcW w:w="0" w:type="auto"/>
+            <w:vAlign w:val="center"/>
+            <w:hideMark/>
+          </w:tcPr>
+          <w:p>
+            <w:pPr>
+              <w:spacing w:after="120"/>
+            </w:pPr>
+            <w:proofErr w:type="spellStart"/>
+            <w:r>
+              <w:t>tailwind.config</w:t>
+            </w:r>
+            <w:proofErr w:type="spellEnd"/>
+            <w:r>
+              <w:t>: ""</w:t>
+            </w:r>
+          </w:p>
+        </w:tc>
+        <w:tc>
+          <w:tcPr>
+            <w:tcW w:w="0" w:type="auto"/>
+            <w:vAlign w:val="center"/>
+            <w:hideMark/>
+          </w:tcPr>
+          <w:p>
+            <w:pPr>
+              <w:spacing w:after="120"/>
+            </w:pPr>
+            <w:r>
+              <w:t>Empty because Tailwind v4 has no config file.</w:t>
+            </w:r>
+          </w:p>
+        </w:tc>
+      </w:tr>
+      <w:tr>
+        <w:trPr>
+          <w:tblCellSpacing w:w="15" w:type="dxa"/>
+        </w:trPr>
+        <w:tc>
+          <w:tcPr>
+            <w:tcW w:w="0" w:type="auto"/>
+            <w:vAlign w:val="center"/>
+            <w:hideMark/>
+          </w:tcPr>
+          <w:p>
+            <w:pPr>
+              <w:spacing w:after="120"/>
+            </w:pPr>
+            <w:proofErr w:type="spellStart"/>
+            <w:proofErr w:type="gramStart"/>
+            <w:r>
+              <w:t>tailwind.baseColor</w:t>
+            </w:r>
+            <w:proofErr w:type="spellEnd"/>
+            <w:proofErr w:type="gramEnd"/>
+            <w:r>
+              <w:t xml:space="preserve"> / </w:t>
+            </w:r>
+            <w:proofErr w:type="spellStart"/>
+            <w:r>
+              <w:t>cssVariables</w:t>
+            </w:r>
+            <w:proofErr w:type="spellEnd"/>
+          </w:p>
+        </w:tc>
+        <w:tc>
+          <w:tcPr>
+            <w:tcW w:w="0" w:type="auto"/>
+            <w:vAlign w:val="center"/>
+            <w:hideMark/>
+          </w:tcPr>
+          <w:p>
+            <w:pPr>
+              <w:spacing w:after="120"/>
+            </w:pPr>
+            <w:r>
+              <w:t xml:space="preserve">The starting </w:t>
+            </w:r>
+            <w:proofErr w:type="spellStart"/>
+            <w:r>
+              <w:t>colour</w:t>
+            </w:r>
+            <w:proofErr w:type="spellEnd"/>
+            <w:r>
+              <w:t xml:space="preserve"> palette, and the use of CSS variables for theming. I overrode the palette in globals.css with the school’s </w:t>
+            </w:r>
+            <w:proofErr w:type="spellStart"/>
+            <w:r>
+              <w:t>colours</w:t>
+            </w:r>
+            <w:proofErr w:type="spellEnd"/>
+            <w:r>
+              <w:t>.</w:t>
+            </w:r>
+          </w:p>
+        </w:tc>
+      </w:tr>
+      <w:tr>
+        <w:trPr>
+          <w:tblCellSpacing w:w="15" w:type="dxa"/>
+        </w:trPr>
+        <w:tc>
+          <w:tcPr>
+            <w:tcW w:w="0" w:type="auto"/>
+            <w:vAlign w:val="center"/>
+            <w:hideMark/>
+          </w:tcPr>
+          <w:p>
+            <w:pPr>
+              <w:spacing w:after="120"/>
+            </w:pPr>
+            <w:proofErr w:type="spellStart"/>
+            <w:r>
+              <w:t>iconLibrary</w:t>
+            </w:r>
+            <w:proofErr w:type="spellEnd"/>
+            <w:r>
+              <w:t>: "</w:t>
+            </w:r>
+            <w:proofErr w:type="spellStart"/>
+            <w:r>
+              <w:t>lucide</w:t>
+            </w:r>
+            <w:proofErr w:type="spellEnd"/>
+            <w:r>
+              <w:t>"</w:t>
+            </w:r>
+          </w:p>
+        </w:tc>
+        <w:tc>
+          <w:tcPr>
+            <w:tcW w:w="0" w:type="auto"/>
+            <w:vAlign w:val="center"/>
+            <w:hideMark/>
+          </w:tcPr>
+          <w:p>
+            <w:pPr>
+              <w:spacing w:after="120"/>
+            </w:pPr>
+            <w:r>
+              <w:t xml:space="preserve">Generated components use </w:t>
+            </w:r>
+            <w:proofErr w:type="spellStart"/>
+            <w:r>
+              <w:t>lucide</w:t>
+            </w:r>
+            <w:proofErr w:type="spellEnd"/>
+            <w:r>
+              <w:t xml:space="preserve"> icons.</w:t>
+            </w:r>
+          </w:p>
+        </w:tc>
+      </w:tr>
+      <w:tr>
+        <w:trPr>
+          <w:tblCellSpacing w:w="15" w:type="dxa"/>
+        </w:trPr>
+        <w:tc>
+          <w:tcPr>
+            <w:tcW w:w="0" w:type="auto"/>
+            <w:vAlign w:val="center"/>
+            <w:hideMark/>
+          </w:tcPr>
+          <w:p>
+            <w:pPr>
+              <w:spacing w:after="120"/>
+            </w:pPr>
+            <w:r>
+              <w:t>aliases</w:t>
+            </w:r>
+          </w:p>
+        </w:tc>
+        <w:tc>
+          <w:tcPr>
+            <w:tcW w:w="0" w:type="auto"/>
+            <w:vAlign w:val="center"/>
+            <w:hideMark/>
+          </w:tcPr>
+          <w:p>
+            <w:pPr>
+              <w:spacing w:after="120"/>
+            </w:pPr>
+            <w:r>
+              <w:t xml:space="preserve">Where things go and how they’re imported. </w:t>
+            </w:r>
+            <w:proofErr w:type="spellStart"/>
+            <w:r>
+              <w:t>ui</w:t>
+            </w:r>
+            <w:proofErr w:type="spellEnd"/>
+            <w:r>
+              <w:t xml:space="preserve"> is @/components/ui, so new components land in </w:t>
+            </w:r>
+            <w:proofErr w:type="spellStart"/>
+            <w:r>
+              <w:t>src</w:t>
+            </w:r>
+            <w:proofErr w:type="spellEnd"/>
+            <w:r>
+              <w:t>/components/</w:t>
+            </w:r>
+            <w:proofErr w:type="spellStart"/>
+            <w:r>
+              <w:t>ui</w:t>
+            </w:r>
+            <w:proofErr w:type="spellEnd"/>
+            <w:r>
+              <w:t xml:space="preserve">/. utils is @/lib/utils, where </w:t>
+            </w:r>
+            <w:proofErr w:type="spellStart"/>
+            <w:proofErr w:type="gramStart"/>
+            <w:r>
+              <w:t>cn</w:t>
+            </w:r>
+            <w:proofErr w:type="spellEnd"/>
+            <w:r>
+              <w:t>(</w:t>
+            </w:r>
+            <w:proofErr w:type="gramEnd"/>
+            <w:r>
+              <w:t>) lives.</w:t>
+            </w:r>
+          </w:p>
+        </w:tc>
+      </w:tr>
+      <w:tr>
+        <w:trPr>
+          <w:tblCellSpacing w:w="15" w:type="dxa"/>
+        </w:trPr>
+        <w:tc>
+          <w:tcPr>
+            <w:tcW w:w="0" w:type="auto"/>
+            <w:vAlign w:val="center"/>
+            <w:hideMark/>
+          </w:tcPr>
+          <w:p>
+            <w:pPr>
+              <w:spacing w:after="120"/>
+            </w:pPr>
+            <w:r>
+              <w:t>registries</w:t>
+            </w:r>
+          </w:p>
+        </w:tc>
+        <w:tc>
+          <w:tcPr>
+            <w:tcW w:w="0" w:type="auto"/>
+            <w:vAlign w:val="center"/>
+            <w:hideMark/>
+          </w:tcPr>
+          <w:p>
+            <w:pPr>
+              <w:spacing w:after="120"/>
+            </w:pPr>
+            <w:r>
+              <w:t xml:space="preserve">Extra component sources beyond </w:t>
+            </w:r>
+            <w:proofErr w:type="spellStart"/>
+            <w:r>
+              <w:t>shadcn’s</w:t>
+            </w:r>
+            <w:proofErr w:type="spellEnd"/>
+            <w:r>
+              <w:t xml:space="preserve"> own. It’s empty here.</w:t>
+            </w:r>
+          </w:p>
+        </w:tc>
+      </w:tr>
+    </w:tbl>
+    <w:p>
+      <w:pPr>
+        <w:spacing w:after="120"/>
+      </w:pPr>
+    </w:p>
+    <w:p>
+      <w:pPr>
+        <w:spacing w:after="120"/>
+      </w:pPr>
+    </w:p>
+    <w:p>
+      <w:pPr>
+        <w:spacing w:after="120"/>
+        <w:rPr>
+          <w:b/>
+          <w:bCs/>
+        </w:rPr>
+      </w:pPr>
+      <w:r>
+        <w:rPr>
+          <w:b/>
+          <w:bCs/>
+        </w:rPr>
+        <w:t xml:space="preserve">what does </w:t>
+      </w:r>
+      <w:proofErr w:type="spellStart"/>
+      <w:r>
+        <w:rPr>
+          <w:b/>
+          <w:bCs/>
+        </w:rPr>
+        <w:t>robots.ts</w:t>
+      </w:r>
+      <w:proofErr w:type="spellEnd"/>
+      <w:r>
+        <w:rPr>
+          <w:b/>
+          <w:bCs/>
+        </w:rPr>
+        <w:t xml:space="preserve"> and </w:t>
+      </w:r>
+      <w:proofErr w:type="spellStart"/>
+      <w:r>
+        <w:rPr>
+          <w:b/>
+          <w:bCs/>
+        </w:rPr>
+        <w:t>sitemap.ts</w:t>
+      </w:r>
+      <w:proofErr w:type="spellEnd"/>
+      <w:r>
+        <w:rPr>
+          <w:b/>
+          <w:bCs/>
+        </w:rPr>
+        <w:t xml:space="preserve"> do, apple-</w:t>
+      </w:r>
+      <w:proofErr w:type="spellStart"/>
+      <w:r>
+        <w:rPr>
+          <w:b/>
+          <w:bCs/>
+        </w:rPr>
+        <w:t>icon.tsx</w:t>
+      </w:r>
+      <w:proofErr w:type="spellEnd"/>
+      <w:r>
+        <w:rPr>
+          <w:b/>
+          <w:bCs/>
+        </w:rPr>
+        <w:t xml:space="preserve">., </w:t>
+      </w:r>
+      <w:proofErr w:type="spellStart"/>
+      <w:r>
+        <w:rPr>
+          <w:b/>
+          <w:bCs/>
+        </w:rPr>
+        <w:t>opengraph-image.tsx</w:t>
+      </w:r>
+      <w:proofErr w:type="spellEnd"/>
+    </w:p>
+    <w:p>
+      <w:pPr>
+        <w:spacing w:after="120"/>
+      </w:pPr>
+      <w:r>
+        <w:t>These four are special files in the Next.js App Router. You export a function or a few constants, and Next.js turns them into a real URL and adds the right tags to the page. You never write the XML or the &lt;link&gt; tags yourself.</w:t>
+      </w:r>
+    </w:p>
+    <w:p>
+      <w:pPr>
+        <w:spacing w:after="120"/>
+      </w:pPr>
+      <w:proofErr w:type="spellStart"/>
+      <w:r>
+        <w:rPr>
+          <w:b/>
+          <w:bCs/>
+        </w:rPr>
+        <w:t>robots.ts</w:t>
+      </w:r>
+      <w:proofErr w:type="spellEnd"/>
+      <w:r>
+        <w:t xml:space="preserve"> generates /robots.txt. Crawlers such as Googlebot read this file first to learn which parts of the site they may visit. It also points them to your sitemap. If you don't want a staging site indexed, you'd change it here.</w:t>
+      </w:r>
+    </w:p>
+    <w:p>
+      <w:pPr>
+        <w:spacing w:after="120"/>
+      </w:pPr>
+      <w:proofErr w:type="spellStart"/>
+      <w:r>
+        <w:rPr>
+          <w:b/>
+          <w:bCs/>
+        </w:rPr>
+        <w:t>sitemap.ts</w:t>
+      </w:r>
+      <w:proofErr w:type="spellEnd"/>
+      <w:r>
+        <w:t xml:space="preserve"> generates /sitemap.xml, a list of every public page. Google uses it to find your pages faster and to see how often they change. Yours builds the list from </w:t>
+      </w:r>
+      <w:proofErr w:type="spellStart"/>
+      <w:r>
+        <w:t>navItems</w:t>
+      </w:r>
+      <w:proofErr w:type="spellEnd"/>
+      <w:r>
+        <w:t xml:space="preserve">, so a page added to the navigation data is added to the sitemap too. Home gets priority 1 and weekly changes, and the other pages get 0.8 and monthly. Every URL goes through </w:t>
+      </w:r>
+      <w:proofErr w:type="spellStart"/>
+      <w:proofErr w:type="gramStart"/>
+      <w:r>
+        <w:t>absoluteUrl</w:t>
+      </w:r>
+      <w:proofErr w:type="spellEnd"/>
+      <w:r>
+        <w:t>(</w:t>
+      </w:r>
+      <w:proofErr w:type="gramEnd"/>
+      <w:r>
+        <w:t xml:space="preserve">), which is why </w:t>
+      </w:r>
+      <w:r>
+        <w:lastRenderedPageBreak/>
+        <w:t xml:space="preserve">NEXT_PUBLIC_SITE_URL must be set to your real domain at build time. </w:t>
+      </w:r>
+      <w:proofErr w:type="gramStart"/>
+      <w:r>
+        <w:t>Otherwise</w:t>
+      </w:r>
+      <w:proofErr w:type="gramEnd"/>
+      <w:r>
+        <w:t xml:space="preserve"> the sitemap lists the wrong domain.</w:t>
+      </w:r>
+    </w:p>
+    <w:p>
+      <w:pPr>
+        <w:spacing w:after="120"/>
+      </w:pPr>
+      <w:r>
+        <w:rPr>
+          <w:b/>
+          <w:bCs/>
+        </w:rPr>
+        <w:t>apple-</w:t>
+      </w:r>
+      <w:proofErr w:type="spellStart"/>
+      <w:r>
+        <w:rPr>
+          <w:b/>
+          <w:bCs/>
+        </w:rPr>
+        <w:t>icon.tsx</w:t>
+      </w:r>
+      <w:proofErr w:type="spellEnd"/>
+      <w:r>
+        <w:t xml:space="preserve"> generates the 180×180 icon iPhones and iPads use when someone taps "Add to Home Screen". Next.js adds the &lt;link </w:t>
+      </w:r>
+      <w:proofErr w:type="spellStart"/>
+      <w:r>
+        <w:t>rel</w:t>
+      </w:r>
+      <w:proofErr w:type="spellEnd"/>
+      <w:r>
+        <w:t xml:space="preserve">="apple-touch-icon"&gt; tag for you. Yours draws a gold "B" on navy using </w:t>
+      </w:r>
+      <w:proofErr w:type="spellStart"/>
+      <w:r>
+        <w:t>ImageResponse</w:t>
+      </w:r>
+      <w:proofErr w:type="spellEnd"/>
+      <w:r>
+        <w:t xml:space="preserve">, which renders JSX to a PNG at build time, so you don't need an image file. Its sibling </w:t>
+      </w:r>
+      <w:proofErr w:type="spellStart"/>
+      <w:r>
+        <w:t>icon.tsx</w:t>
+      </w:r>
+      <w:proofErr w:type="spellEnd"/>
+      <w:r>
+        <w:t xml:space="preserve"> does the same job for the 32×32 browser tab favicon.</w:t>
+      </w:r>
+    </w:p>
+    <w:p>
+      <w:pPr>
+        <w:spacing w:after="120"/>
+      </w:pPr>
+      <w:proofErr w:type="spellStart"/>
+      <w:r>
+        <w:rPr>
+          <w:b/>
+          <w:bCs/>
+        </w:rPr>
+        <w:t>opengraph-image.tsx</w:t>
+      </w:r>
+      <w:proofErr w:type="spellEnd"/>
+      <w:r>
+        <w:t xml:space="preserve"> generates the 1200×630 preview image shown when someone shares a link on WhatsApp, Facebook, LinkedIn, Slack or iMessage. Without it, shared links appear as plain text or with a random image. Next.js adds the </w:t>
+      </w:r>
+      <w:proofErr w:type="spellStart"/>
+      <w:proofErr w:type="gramStart"/>
+      <w:r>
+        <w:t>og:image</w:t>
+      </w:r>
+      <w:proofErr w:type="spellEnd"/>
+      <w:proofErr w:type="gramEnd"/>
+      <w:r>
+        <w:t xml:space="preserve"> tag, and the file's alt export becomes the image's alt text. Yours draws the </w:t>
+      </w:r>
+      <w:proofErr w:type="gramStart"/>
+      <w:r>
+        <w:t>school</w:t>
+      </w:r>
+      <w:proofErr w:type="gramEnd"/>
+      <w:r>
+        <w:t xml:space="preserve"> name and tagline on a navy background.</w:t>
+      </w:r>
+    </w:p>
+    <w:p>
+      <w:pPr>
+        <w:spacing w:after="120"/>
+      </w:pPr>
+      <w:r>
+        <w:t xml:space="preserve">In short, </w:t>
+      </w:r>
+      <w:proofErr w:type="spellStart"/>
+      <w:r>
+        <w:t>robots.ts</w:t>
+      </w:r>
+      <w:proofErr w:type="spellEnd"/>
+      <w:r>
+        <w:t xml:space="preserve"> and </w:t>
+      </w:r>
+      <w:proofErr w:type="spellStart"/>
+      <w:r>
+        <w:t>sitemap.ts</w:t>
+      </w:r>
+      <w:proofErr w:type="spellEnd"/>
+      <w:r>
+        <w:t xml:space="preserve"> help search engines, while apple-</w:t>
+      </w:r>
+      <w:proofErr w:type="spellStart"/>
+      <w:r>
+        <w:t>icon.tsx</w:t>
+      </w:r>
+      <w:proofErr w:type="spellEnd"/>
+      <w:r>
+        <w:t xml:space="preserve"> and </w:t>
+      </w:r>
+      <w:proofErr w:type="spellStart"/>
+      <w:r>
+        <w:t>opengraph-image.tsx</w:t>
+      </w:r>
+      <w:proofErr w:type="spellEnd"/>
+      <w:r>
+        <w:t xml:space="preserve"> control how your site looks on phones and in shared links. All four are generated at build time, so there is nothing to maintain except the data they read from </w:t>
+      </w:r>
+      <w:proofErr w:type="spellStart"/>
+      <w:r>
+        <w:t>siteConfig</w:t>
+      </w:r>
+      <w:proofErr w:type="spellEnd"/>
+      <w:r>
+        <w:t xml:space="preserve"> and </w:t>
+      </w:r>
+      <w:proofErr w:type="spellStart"/>
+      <w:r>
+        <w:t>navItems</w:t>
+      </w:r>
+      <w:proofErr w:type="spellEnd"/>
+      <w:r>
+        <w:t>.</w:t>
+      </w:r>
+    </w:p>
+    <w:p>
+      <w:pPr>
+        <w:spacing w:after="120"/>
       </w:pPr>
     </w:p>
     <w:sectPr>
@@ -1400,7 +2375,6 @@
   <w:style w:type="character" w:default="1" w:styleId="DefaultParagraphFont">
     <w:name w:val="Default Paragraph Font"/>
     <w:uiPriority w:val="1"/>
-    <w:semiHidden/>
     <w:unhideWhenUsed/>
   </w:style>
   <w:style w:type="table" w:default="1" w:styleId="TableNormal">
